--- a/docs/error_analysis.docx
+++ b/docs/error_analysis.docx
@@ -257,7 +257,7 @@
     </w:p>
     <w:p>
       <w:r>
-        <w:t>Stage 2 เทรนบน NEU-DET (crop texture เกรย์สเกลระยะใกล้) + Roboflow rust/crack (ภาพสไตล์เฉพาะ) พอเจอภาพสนิมสไตล์อื่น—เช่น texture stock photo หรือโซ่สนิมเต็มเฟรม—ความมั่นใจตกจาก ~0.92 (สไตล์ชุดเทรน) เหลือ 0.02–0.21 หลุดใต้ threshold ทุกกรณี จึงรายงานว่า "ไม่พบตำหนิ" ทั้งที่ภาพเป็นสนิมชัดเจน</w:t>
+        <w:t>Stage 2 เทรนบน NEU-DET (crop texture เกรย์สเกลระยะใกล้) + Roboflow rust/crack (ภาพสไตล์เฉพาะ) พอเจอภาพสนิมสไตล์อื่น—เช่น texture stock photo หรือโซ่สนิมเต็มเฟรม—ความมั่นใจตกจาก ~0.95 (สไตล์ชุดเทรน) เหลือ 0.02–0.58 หลุดใต้ per-class threshold ของ rust (0.92) ทุกกรณี จึงรายงานว่า "ไม่พบตำหนิ" ทั้งที่ภาพเป็นสนิมชัดเจน</w:t>
       </w:r>
     </w:p>
     <w:p>
@@ -305,7 +305,7 @@
           <w:i/>
           <w:sz w:val="18"/>
         </w:rPr>
-        <w:t>หลักฐาน: ทดสอบ 3 ภาพ (สนิม.jpg raw conf ≈ 0.02 ; images(2).jpg โซ่สนิม 0.21 ; Danger-Rust crop 0.92) — โมเดลตัวเดียวกัน ต่างกันแค่สไตล์ภาพ</w:t>
+        <w:t>หลักฐาน: ทดสอบ 3 ภาพ (สนิม.jpg raw conf ≈ 0 ; images(2).jpg โซ่สนิม 0.58 ; Danger-Rust crop 0.95) — โมเดล train-gray-s2 ตัวเดียวกัน ต่างกันแค่สไตล์ภาพ</w:t>
       </w:r>
     </w:p>
     <w:p>
@@ -389,7 +389,7 @@
     </w:p>
     <w:p>
       <w:r>
-        <w:t>ภาพจากผู้ขายเหล็ก (โฆษณา) มักมีโลโก้บริษัท ตัวหนังสือ กรอบสี ทับบนภาพ Stage 1 หาโลหะไม่เจอ (metal_ratio 0%) → fallback ทั้งภาพ → Stage 2 ไปตีกรอบ "โลโก้วงกลม" แล้วจำแนกเป็น crack 37.7% (ผ่าน threshold ของ crack ที่ 0.36) ขณะที่รอยขีดข่วนจริงกลางภาพได้แค่ 0.17 (ไม่ผ่าน) → ระบบตอบผิดทั้งชนิดและตำแหน่ง</w:t>
+        <w:t>ภาพจากผู้ขายเหล็ก (โฆษณา) มักมีโลโก้บริษัท ตัวหนังสือ กรอบสี ทับบนภาพ Stage 1 หาโลหะไม่เจอ (metal_ratio 0%) → fallback ทั้งภาพ → Stage 2 ไปตีกรอบ "โลโก้วงกลม" แล้วจำแนกเป็น crack ~47% (ผ่าน threshold ของ crack ที่ 0.38) ขณะที่รอยขีดข่วนจริงกลางภาพได้แค่ ~0.20 (ไม่ผ่าน) → ระบบตอบผิดทั้งชนิดและตำแหน่ง</w:t>
       </w:r>
     </w:p>
     <w:p>
@@ -455,7 +455,7 @@
     </w:p>
     <w:p>
       <w:r>
-        <w:t>ชุด Roboflow "Danger-Rust" เป็นภาพถ่ายรัว/เฟรมติดกัน การ split แบบสุ่มเดิมทำให้ rust ใน valid 100% / test 98% มีภาพเกือบเหมือนอยู่ใน train → rust mAP 0.995 และ overall mAP50 0.853 สูงเกินจริง แก้ด้วย group-aware re-split (resplit_grouped.py) → leakage = 0 แล้ว retrain/วัดผลใหม่</w:t>
+        <w:t>ชุด Roboflow "Danger-Rust" เป็นภาพถ่ายรัว/เฟรมติดกัน การ split แบบสุ่มเดิมทำให้ rust ใน valid 100% / test 98% มีภาพเกือบเหมือนอยู่ใน train (932 คู่). แก้ด้วย group-aware re-split (resplit_grouped.py) → leakage = 0 แล้ว retrain (train-gray-s2/n2). ผลหลังแก้: overall mAP50 0.853→0.840 (s2), rust ยังได้ 0.995 — แต่เป็นเพราะ subset rust เป็นกลุ่มภาพ homogeneous แยกจาก NEU ง่าย ไม่ใช่ leakage แล้ว (ดู EA-1 + cross-dataset)</w:t>
       </w:r>
     </w:p>
     <w:p>
@@ -482,7 +482,7 @@
     </w:p>
     <w:p>
       <w:r>
-        <w:t>แม้บนชุดทดสอบสะอาด crack ได้ mAP50 ~0.67 / recall ~0.66 และ inclusion recall ~0.66 — crack: grayscale ลด contrast ของรอยแยก + geometry เส้นบางทำ IoU ต่ำ; inclusion: จุดเล็กกระจาย annotate ยาก เป็นข้อจำกัดที่พบใน literature ของ NEU-DET เช่นกัน (ตัวเลขรายคลาสสุดท้ายให้ยึดผลหลัง retrain บน split ใหม่)</w:t>
+        <w:t>บนชุดทดสอบสะอาด (train-gray-s2) crack ได้ mAP50 0.667 / recall 0.635 และ inclusion mAP50 0.793 / recall 0.741 — ต่ำกว่าคลาสอื่นชัด crack: grayscale ลด contrast ของรอยแยก + geometry เส้นบางทำ IoU ต่ำ; inclusion: จุดเล็กกระจาย annotate ยาก เป็นข้อจำกัดที่พบใน literature ของ NEU-DET เช่นกัน</w:t>
       </w:r>
     </w:p>
     <w:p>
@@ -491,7 +491,7 @@
           <w:i/>
           <w:sz w:val="18"/>
         </w:rPr>
-        <w:t>หลักฐาน: results/stage2_train-gray-s.json (per_class) — จะอัปเดตหลัง retrain</w:t>
+        <w:t>หลักฐาน: results/stage2_train-gray-s.json (per_class), split สะอาด 425 ภาพ</w:t>
       </w:r>
     </w:p>
     <w:p>

--- a/docs/error_analysis.docx
+++ b/docs/error_analysis.docx
@@ -162,7 +162,7 @@
           </w:tcPr>
           <w:p>
             <w:r>
-              <w:t>False positive จากโลโก้/ข้อความ</w:t>
+              <w:t>Per-class threshold เข้มเกินกับภาพนอกโดเมน</w:t>
             </w:r>
           </w:p>
         </w:tc>
@@ -172,7 +172,7 @@
           </w:tcPr>
           <w:p>
             <w:r>
-              <w:t>ตอบผิดชนิดและตำแหน่ง</w:t>
+              <w:t>พลาดตำหนิที่ระบุชนิดถูกแล้ว</w:t>
             </w:r>
           </w:p>
         </w:tc>
@@ -257,7 +257,7 @@
     </w:p>
     <w:p>
       <w:r>
-        <w:t>Stage 2 เทรนบน NEU-DET (crop texture เกรย์สเกลระยะใกล้) + Roboflow rust/crack (ภาพสไตล์เฉพาะ) พอเจอภาพสนิมสไตล์อื่น—เช่น texture stock photo หรือโซ่สนิมเต็มเฟรม—ความมั่นใจตกจาก ~0.95 (สไตล์ชุดเทรน) เหลือ 0.02–0.58 หลุดใต้ per-class threshold ของ rust (0.92) ทุกกรณี จึงรายงานว่า "ไม่พบตำหนิ" ทั้งที่ภาพเป็นสนิมชัดเจน</w:t>
+        <w:t>Stage 2 เทรนบน NEU-DET (crop texture เกรย์สเกลระยะใกล้) + Roboflow rust/crack (ภาพสไตล์เฉพาะ) บนภาพสนิมสไตล์อื่น—texture stock photo หรือโซ่สนิมเต็มเฟรม—โมเดลหลัก (train-gray-n2) ให้ raw confidence ของ rust ≈ 0 (ตรวจไม่เจอเลย) เทียบกับ ~0.95 บน crop สไตล์ชุดเทรน จึงรายงาน "ไม่พบตำหนิ" ทั้งที่ภาพเป็นสนิมชัดเจน</w:t>
       </w:r>
     </w:p>
     <w:p>
@@ -305,7 +305,7 @@
           <w:i/>
           <w:sz w:val="18"/>
         </w:rPr>
-        <w:t>หลักฐาน: ทดสอบ 3 ภาพ (สนิม.jpg raw conf ≈ 0 ; images(2).jpg โซ่สนิม 0.58 ; Danger-Rust crop 0.95) — โมเดล train-gray-s2 ตัวเดียวกัน ต่างกันแค่สไตล์ภาพ</w:t>
+        <w:t>หลักฐาน: ทดสอบ 3 ภาพ (สนิม.jpg / images(2).jpg โซ่สนิม → 0 detections ทั้งคู่ ; Danger-Rust crop 0.95) — โมเดล train-gray-n2 ตัวเดียวกัน ต่างกันแค่สไตล์ภาพ</w:t>
       </w:r>
     </w:p>
     <w:p>
@@ -384,12 +384,12 @@
         <w:pStyle w:val="Heading1"/>
       </w:pPr>
       <w:r>
-        <w:t>EA-3. False positive จากกราฟิก/โลโก้/ลายน้ำในภาพจริง</w:t>
+        <w:t>EA-3. Per-class threshold เข้มเกินจนพลาดตำหนิที่ระบุชนิดถูก</w:t>
       </w:r>
     </w:p>
     <w:p>
       <w:r>
-        <w:t>ภาพจากผู้ขายเหล็ก (โฆษณา) มักมีโลโก้บริษัท ตัวหนังสือ กรอบสี ทับบนภาพ Stage 1 หาโลหะไม่เจอ (metal_ratio 0%) → fallback ทั้งภาพ → Stage 2 ไปตีกรอบ "โลโก้วงกลม" แล้วจำแนกเป็น crack ~47% (ผ่าน threshold ของ crack ที่ 0.38) ขณะที่รอยขีดข่วนจริงกลางภาพได้แค่ ~0.20 (ไม่ผ่าน) → ระบบตอบผิดทั้งชนิดและตำแหน่ง</w:t>
+        <w:t>ภาพโฆษณาผู้ขายเหล็ก (มีโลโก้/ตัวหนังสือทับ) Stage 1 หาโลหะไม่เจอ → fallback ทั้งภาพ. โมเดลหลัก (train-gray-n2) ระบุ "scratches" ถูกที่ raw conf 0.43 แต่ต่ำกว่า per-class threshold ของ scratches (0.433) เฉียดฉิว → รายงาน "ไม่พบตำหนิ" ทั้งที่ทายชนิดถูก. (โมเดล s2 เดิมแย่กว่า — ตีกรอบโลโก้วงกลมแล้วทายเป็น crack 47%). บทเรียน: threshold ที่ปรับจาก val สไตล์ NEU เข้มเกินไปกับภาพถ่ายจริง — ควรมี threshold แยกสำหรับโหมด fallback / ภาพนอกโดเมน</w:t>
       </w:r>
     </w:p>
     <w:p>
@@ -437,7 +437,7 @@
           <w:i/>
           <w:sz w:val="18"/>
         </w:rPr>
-        <w:t>หลักฐาน: real_test/images/real_002_stainless_scratch.webp — กรอบแดงอยู่ที่โลโก้ S.T.K. METAL</w:t>
+        <w:t>หลักฐาน: real_test/images/real_002_stainless_scratch.webp — n2 raw: scratches 0.428 / 0.274</w:t>
       </w:r>
     </w:p>
     <w:p>
@@ -455,7 +455,7 @@
     </w:p>
     <w:p>
       <w:r>
-        <w:t>ชุด Roboflow "Danger-Rust" เป็นภาพถ่ายรัว/เฟรมติดกัน การ split แบบสุ่มเดิมทำให้ rust ใน valid 100% / test 98% มีภาพเกือบเหมือนอยู่ใน train (932 คู่). แก้ด้วย group-aware re-split (resplit_grouped.py) → leakage = 0 แล้ว retrain (train-gray-s2/n2). ผลหลังแก้: overall mAP50 0.853→0.840 (s2), rust ยังได้ 0.995 — แต่เป็นเพราะ subset rust เป็นกลุ่มภาพ homogeneous แยกจาก NEU ง่าย ไม่ใช่ leakage แล้ว (ดู EA-1 + cross-dataset)</w:t>
+        <w:t>ชุด Roboflow "Danger-Rust" เป็นภาพถ่ายรัว/เฟรมติดกัน การ split แบบสุ่มเดิมทำให้ rust ใน valid 100% / test 98% มีภาพเกือบเหมือนอยู่ใน train (932 คู่). แก้ด้วย group-aware re-split (resplit_grouped.py) → leakage = 0 แล้ว retrain. ผลหลังแก้ (train-gray-n2, multi-seed n=4): overall mAP50 0.867 ± 0.010, rust ยังได้ 0.995 ± 0.000 — แต่เป็นเพราะ subset rust เป็นกลุ่มภาพ homogeneous แยกจาก NEU ง่าย ไม่ใช่ leakage แล้ว (ดู EA-1 + cross_dataset_eval.md)</w:t>
       </w:r>
     </w:p>
     <w:p>
@@ -477,12 +477,12 @@
         <w:pStyle w:val="Heading1"/>
       </w:pPr>
       <w:r>
-        <w:t>EA-5. คลาสที่อ่อนแม้บน benchmark: crack และ inclusion</w:t>
+        <w:t>EA-5. คลาสที่อ่อนแม้บน benchmark: crack</w:t>
       </w:r>
     </w:p>
     <w:p>
       <w:r>
-        <w:t>บนชุดทดสอบสะอาด (train-gray-s2) crack ได้ mAP50 0.667 / recall 0.635 และ inclusion mAP50 0.793 / recall 0.741 — ต่ำกว่าคลาสอื่นชัด crack: grayscale ลด contrast ของรอยแยก + geometry เส้นบางทำ IoU ต่ำ; inclusion: จุดเล็กกระจาย annotate ยาก เป็นข้อจำกัดที่พบใน literature ของ NEU-DET เช่นกัน</w:t>
+        <w:t>multi-seed n=4 (train-gray-n2): crack mAP50 0.687 ± 0.011 / recall 0.606 ± 0.027 — ต่ำกว่าคลาสอื่นชัด (คลาสอื่น 0.80-0.99). crack: grayscale ลด contrast ของรอยแยก + geometry เส้นบางทำ IoU ต่ำ. crazing (0.867 ± 0.054) และ rolled-in_scale (0.819 ± 0.048) std สูง = ไม่เสถียรข้าม seed. เป็นข้อจำกัดที่พบใน literature ของ NEU-DET เช่นกัน</w:t>
       </w:r>
     </w:p>
     <w:p>
@@ -491,7 +491,7 @@
           <w:i/>
           <w:sz w:val="18"/>
         </w:rPr>
-        <w:t>หลักฐาน: results/stage2_train-gray-s.json (per_class), split สะอาด 425 ภาพ</w:t>
+        <w:t>หลักฐาน: results/stage2_multiseed.json (per_class mean ± std, 4 seed)</w:t>
       </w:r>
     </w:p>
     <w:p>
@@ -600,7 +600,7 @@
           </w:tcPr>
           <w:p>
             <w:r>
-              <w:t>crop ขอบภาพ/ตัดแถบข้อความอัตโนมัติก่อนเข้าระบบ ; เพิ่ม negative sample (โลโก้/ข้อความ/ฉาก) ตอนเทรน Stage 2 ; ยกเกณฑ์ความมั่นใจขั้นต่ำรวมเมื่อ fallback</w:t>
+              <w:t>ปรับ per-class threshold แยกสำหรับโหมด fallback / ภาพนอกโดเมน (ลดเกณฑ์ลง) ; เพิ่ม negative sample (โลโก้/ข้อความ/ฉาก) ตอนเทรน Stage 2 ; crop แถบข้อความก่อนเข้าระบบ</w:t>
             </w:r>
           </w:p>
         </w:tc>
